--- a/courts/fourth-circuit/maryland/state/court-of-special-appeals/petition-for-discretionary-review/usage/OUTPUT-petition-for-discretionary-review.docx
+++ b/courts/fourth-circuit/maryland/state/court-of-special-appeals/petition-for-discretionary-review/usage/OUTPUT-petition-for-discretionary-review.docx
@@ -7384,7 +7384,7 @@
         <w:t xml:space="preserve"> </w:t>
       </w:r>
       <w:r>
-        <w:t xml:space="preserve">at 6 (noting that the State argued that a 2:36 phone call to Syed’s phone “was the call that Petitioner made . . . after strangling the victim in the Best Buy parking lot”),</w:t>
+        <w:t xml:space="preserve">at 6 (noting that the State argued that a 2:36 phone call to Syed’s phone “was the call that Petitioner made ⁠. ⁠. ⁠. after strangling the victim in the Best Buy parking lot”),</w:t>
       </w:r>
       <w:r>
         <w:t xml:space="preserve"> </w:t>
@@ -7906,7 +7906,7 @@
         <w:t xml:space="preserve"> </w:t>
       </w:r>
       <w:r>
-        <w:t xml:space="preserve">context, materiality “is best understood by taking the word of the prosecutor . . . during closing argument.”</w:t>
+        <w:t xml:space="preserve">context, materiality “is best understood by taking the word of the prosecutor ⁠. ⁠. ⁠. during closing argument.”</w:t>
       </w:r>
       <w:r>
         <w:t xml:space="preserve"> </w:t>
@@ -8033,7 +8033,7 @@
         <w:t xml:space="preserve"> </w:t>
       </w:r>
       <w:r>
-        <w:t xml:space="preserve">conviction. . . . The dissent asserts that . . . there was independent evidence pointing to Wearry</w:t>
+        <w:t xml:space="preserve">conviction. ⁠. ⁠. ⁠. The dissent asserts that ⁠. ⁠. ⁠. there was independent evidence pointing to Wearry</w:t>
       </w:r>
       <w:r>
         <w:t xml:space="preserve"> </w:t>
@@ -8210,7 +8210,7 @@
         <w:t xml:space="preserve"> </w:t>
       </w:r>
       <w:r>
-        <w:t xml:space="preserve">is . . . whether there is a substantial possibility that their testimony . . . would have been sufficient, in conjunction with the other evidence, to create a reasonable doubt as to Appellant’s involvement”);</w:t>
+        <w:t xml:space="preserve">is ⁠. ⁠. ⁠. whether there is a substantial possibility that their testimony ⁠. ⁠. ⁠. would have been sufficient, in conjunction with the other evidence, to create a reasonable doubt as to Appellant’s involvement”);</w:t>
       </w:r>
       <w:r>
         <w:t xml:space="preserve"> </w:t>
@@ -10856,6 +10856,33 @@
       <w:ind w:left="2160" w:hanging="720"/>
     </w:pPr>
   </w:style>
+  <w:style w:type="paragraph" w:customStyle="1" w:styleId="XdQuoteList1">
+    <w:name w:val="Xd Quote List 1"/>
+    <w:basedOn w:val="Normal"/>
+    <w:qFormat/>
+    <w:pPr>
+      <w:spacing w:before="0" w:after="0" w:line="299" w:lineRule="exact"/>
+      <w:ind w:left="1440" w:right="720" w:hanging="720"/>
+    </w:pPr>
+  </w:style>
+  <w:style w:type="paragraph" w:customStyle="1" w:styleId="XdQuoteList2">
+    <w:name w:val="Xd Quote List 2"/>
+    <w:basedOn w:val="Normal"/>
+    <w:qFormat/>
+    <w:pPr>
+      <w:spacing w:before="0" w:after="0" w:line="299" w:lineRule="exact"/>
+      <w:ind w:left="2160" w:right="720" w:hanging="720"/>
+    </w:pPr>
+  </w:style>
+  <w:style w:type="paragraph" w:customStyle="1" w:styleId="XdQuoteList3">
+    <w:name w:val="Xd Quote List 3"/>
+    <w:basedOn w:val="Normal"/>
+    <w:qFormat/>
+    <w:pPr>
+      <w:spacing w:before="0" w:after="0" w:line="299" w:lineRule="exact"/>
+      <w:ind w:left="2880" w:right="720" w:hanging="720"/>
+    </w:pPr>
+  </w:style>
   <w:style w:type="paragraph" w:customStyle="1" w:styleId="XdQuoteOnly">
     <w:name w:val="XdQuoteOnly"/>
     <w:basedOn w:val="BodyText"/>

--- a/courts/fourth-circuit/maryland/state/court-of-special-appeals/petition-for-discretionary-review/usage/OUTPUT-petition-for-discretionary-review.docx
+++ b/courts/fourth-circuit/maryland/state/court-of-special-appeals/petition-for-discretionary-review/usage/OUTPUT-petition-for-discretionary-review.docx
@@ -119,9 +119,7 @@
         <w:t xml:space="preserve"> </w:t>
       </w:r>
       <w:r>
-        <w:t xml:space="preserve">199103042</w:t>
-        <w:noBreakHyphen/>
-        <w:t xml:space="preserve">46</w:t>
+        <w:t xml:space="preserve">199103042-⁠46</w:t>
       </w:r>
     </w:p>
     <w:p>
@@ -371,9 +369,7 @@
         <w:t xml:space="preserve"> </w:t>
       </w:r>
       <w:r>
-        <w:t xml:space="preserve">199103042</w:t>
-        <w:noBreakHyphen/>
-        <w:t xml:space="preserve">46)</w:t>
+        <w:t xml:space="preserve">199103042-⁠46)</w:t>
       </w:r>
     </w:p>
     <w:p>
@@ -1085,11 +1081,7 @@
         <w:t xml:space="preserve"> </w:t>
       </w:r>
       <w:r>
-        <w:t xml:space="preserve">410</w:t>
-        <w:noBreakHyphen/>
-        <w:t xml:space="preserve">244</w:t>
-        <w:noBreakHyphen/>
-        <w:t xml:space="preserve">5444</w:t>
+        <w:t xml:space="preserve">410-⁠244-⁠5444</w:t>
       </w:r>
     </w:p>
     <w:p>
@@ -1105,11 +1097,7 @@
         <w:t xml:space="preserve"> </w:t>
       </w:r>
       <w:r>
-        <w:t xml:space="preserve">410</w:t>
-        <w:noBreakHyphen/>
-        <w:t xml:space="preserve">934</w:t>
-        <w:noBreakHyphen/>
-        <w:t xml:space="preserve">3208</w:t>
+        <w:t xml:space="preserve">410-⁠934-⁠3208</w:t>
       </w:r>
     </w:p>
     <w:p>
@@ -1213,11 +1201,7 @@
         <w:t xml:space="preserve"> </w:t>
       </w:r>
       <w:r>
-        <w:t xml:space="preserve">202</w:t>
-        <w:noBreakHyphen/>
-        <w:t xml:space="preserve">637</w:t>
-        <w:noBreakHyphen/>
-        <w:t xml:space="preserve">5491</w:t>
+        <w:t xml:space="preserve">202-⁠637-⁠5491</w:t>
       </w:r>
     </w:p>
     <w:p>
@@ -1227,11 +1211,7 @@
         <w:jc w:val="left"/>
       </w:pPr>
       <w:r>
-        <w:t xml:space="preserve">Fax:202</w:t>
-        <w:noBreakHyphen/>
-        <w:t xml:space="preserve">637</w:t>
-        <w:noBreakHyphen/>
-        <w:t xml:space="preserve">5910</w:t>
+        <w:t xml:space="preserve">Fax:202-⁠637-⁠5910</w:t>
       </w:r>
     </w:p>
     <w:p>
@@ -4277,9 +4257,7 @@
         <w:t xml:space="preserve"> </w:t>
       </w:r>
       <w:r>
-        <w:t xml:space="preserve">199103042</w:t>
-        <w:noBreakHyphen/>
-        <w:t xml:space="preserve">046,</w:t>
+        <w:t xml:space="preserve">199103042-⁠046,</w:t>
       </w:r>
       <w:r>
         <w:t xml:space="preserve"> </w:t>
@@ -4389,9 +4367,7 @@
         <w:t xml:space="preserve"> </w:t>
       </w:r>
       <w:r>
-        <w:t xml:space="preserve">8</w:t>
-        <w:noBreakHyphen/>
-        <w:t xml:space="preserve">202</w:t>
+        <w:t xml:space="preserve">8-⁠202</w:t>
       </w:r>
       <w:r>
         <w:t xml:space="preserve">   </w:t>
@@ -4425,9 +4401,7 @@
         <w:t xml:space="preserve"> </w:t>
       </w:r>
       <w:r>
-        <w:t xml:space="preserve">8</w:t>
-        <w:noBreakHyphen/>
-        <w:t xml:space="preserve">204</w:t>
+        <w:t xml:space="preserve">8-⁠204</w:t>
       </w:r>
       <w:r>
         <w:t xml:space="preserve">   </w:t>
@@ -4455,25 +4429,13 @@
         <w:pStyle w:val="BodyText"/>
       </w:pPr>
       <w:r>
-        <w:t xml:space="preserve">Adnan Syed, through undersigned counsel, pursuant to Maryland Rules 8</w:t>
-      </w:r>
-      <w:r>
-        <w:noBreakHyphen/>
-      </w:r>
-      <w:r>
-        <w:t xml:space="preserve">202</w:t>
-      </w:r>
-      <w:r>
-        <w:t xml:space="preserve"> </w:t>
-      </w:r>
-      <w:r>
-        <w:t xml:space="preserve">and 8</w:t>
-      </w:r>
-      <w:r>
-        <w:noBreakHyphen/>
-      </w:r>
-      <w:r>
-        <w:t xml:space="preserve">204,</w:t>
+        <w:t xml:space="preserve">Adnan Syed, through undersigned counsel, pursuant to Maryland Rules 8-⁠202</w:t>
+      </w:r>
+      <w:r>
+        <w:t xml:space="preserve"> </w:t>
+      </w:r>
+      <w:r>
+        <w:t xml:space="preserve">and 8-⁠204,</w:t>
       </w:r>
       <w:r>
         <w:t xml:space="preserve"> </w:t>
@@ -4719,13 +4681,7 @@
         <w:pStyle w:val="BodyText"/>
       </w:pPr>
       <w:r>
-        <w:t xml:space="preserve">After returning to Woodlawn High School for class, Syed lent Wilds his car to continue shopping, and gave him his cell phone so that Syed could call for a ride after school. Trial Tr. at 125</w:t>
-      </w:r>
-      <w:r>
-        <w:noBreakHyphen/>
-      </w:r>
-      <w:r>
-        <w:t xml:space="preserve">26, Feb. 4, 2000.</w:t>
+        <w:t xml:space="preserve">After returning to Woodlawn High School for class, Syed lent Wilds his car to continue shopping, and gave him his cell phone so that Syed could call for a ride after school. Trial Tr. at 125-⁠26, Feb. 4, 2000.</w:t>
       </w:r>
     </w:p>
     <w:p>
@@ -4733,13 +4689,7 @@
         <w:pStyle w:val="BodyText"/>
       </w:pPr>
       <w:r>
-        <w:t xml:space="preserve">According to the State’s theory, Syed left school with the victim shortly after classes ended at 2:15 p.m. and drove in her car to the parking lot of a Best Buy. Trial Tr. at 65</w:t>
-      </w:r>
-      <w:r>
-        <w:noBreakHyphen/>
-      </w:r>
-      <w:r>
-        <w:t xml:space="preserve">66, Feb. 25, 2000. By 2:36 p.m., Syed had allegedly committed the murder and called Wilds from the Best Buy parking lot to ask to be picked up. Trial Tr. at 106, Jan. 27, 2000. According to the State, therefore, the murder occurred sometime between 2:15 p.m. and 2:36 p.m.. The State repeatedly emphasized this segment of its timeline to the jury. Trial Tr. at 106, Jan. 27, 2000; Trial Tr. at 54, Feb. 25, 2000.</w:t>
+        <w:t xml:space="preserve">According to the State’s theory, Syed left school with the victim shortly after classes ended at 2:15 p.m. and drove in her car to the parking lot of a Best Buy. Trial Tr. at 65-⁠66, Feb. 25, 2000. By 2:36 p.m., Syed had allegedly committed the murder and called Wilds from the Best Buy parking lot to ask to be picked up. Trial Tr. at 106, Jan. 27, 2000. According to the State, therefore, the murder occurred sometime between 2:15 p.m. and 2:36 p.m.. The State repeatedly emphasized this segment of its timeline to the jury. Trial Tr. at 106, Jan. 27, 2000; Trial Tr. at 54, Feb. 25, 2000.</w:t>
       </w:r>
     </w:p>
     <w:p>
@@ -4747,13 +4697,7 @@
         <w:pStyle w:val="BodyText"/>
       </w:pPr>
       <w:r>
-        <w:t xml:space="preserve">Wilds’ story continued. He claimed that, after the murder occurred, he met Syed in the Best Buy parking lot, where Syed showed him Lee’s body in the trunk of her car. Trial Tr. at 130</w:t>
-      </w:r>
-      <w:r>
-        <w:noBreakHyphen/>
-      </w:r>
-      <w:r>
-        <w:t xml:space="preserve">31, Feb. 4, 2000. According to Wilds, the two then took Lee’s car to the Interstate 70 Park &amp; Ride in Baltimore City,</w:t>
+        <w:t xml:space="preserve">Wilds’ story continued. He claimed that, after the murder occurred, he met Syed in the Best Buy parking lot, where Syed showed him Lee’s body in the trunk of her car. Trial Tr. at 130-⁠31, Feb. 4, 2000. According to Wilds, the two then took Lee’s car to the Interstate 70 Park &amp; Ride in Baltimore City,</w:t>
       </w:r>
       <w:r>
         <w:t xml:space="preserve"> </w:t>
@@ -4801,19 +4745,7 @@
         <w:t xml:space="preserve"> </w:t>
       </w:r>
       <w:r>
-        <w:t xml:space="preserve">at 148</w:t>
-      </w:r>
-      <w:r>
-        <w:noBreakHyphen/>
-      </w:r>
-      <w:r>
-        <w:t xml:space="preserve">50. The State contended that two incoming calls to Syed’s cell phone, at 7:09 p.m. and 7:16 p.m., confirmed that Syed was in the area of Leakin Park at this time. Trial Tr. at 109</w:t>
-      </w:r>
-      <w:r>
-        <w:noBreakHyphen/>
-      </w:r>
-      <w:r>
-        <w:t xml:space="preserve">110, Jan. 27, 2000. On this point, the State presented Abe Waranowitz, who testified as an expert on using cell tower location data to determine the location of a particular cell phone at a particular time.</w:t>
+        <w:t xml:space="preserve">at 148-⁠50. The State contended that two incoming calls to Syed’s cell phone, at 7:09 p.m. and 7:16 p.m., confirmed that Syed was in the area of Leakin Park at this time. Trial Tr. at 109-⁠110, Jan. 27, 2000. On this point, the State presented Abe Waranowitz, who testified as an expert on using cell tower location data to determine the location of a particular cell phone at a particular time.</w:t>
       </w:r>
       <w:r>
         <w:t xml:space="preserve"> </w:t>
@@ -4829,13 +4761,7 @@
         <w:t xml:space="preserve"> </w:t>
       </w:r>
       <w:r>
-        <w:t xml:space="preserve">Trial Tr. at 97</w:t>
-      </w:r>
-      <w:r>
-        <w:noBreakHyphen/>
-      </w:r>
-      <w:r>
-        <w:t xml:space="preserve">98, Feb. 8, 2000.</w:t>
+        <w:t xml:space="preserve">Trial Tr. at 97-⁠98, Feb. 8, 2000.</w:t>
       </w:r>
     </w:p>
     <w:p>
@@ -5002,13 +4928,7 @@
         <w:t xml:space="preserve">Syed v. Maryland</w:t>
       </w:r>
       <w:r>
-        <w:t xml:space="preserve">, No.199103042</w:t>
-      </w:r>
-      <w:r>
-        <w:noBreakHyphen/>
-      </w:r>
-      <w:r>
-        <w:t xml:space="preserve">046, Slip Op.</w:t>
+        <w:t xml:space="preserve">, No.199103042-⁠046, Slip Op.</w:t>
       </w:r>
       <w:r>
         <w:t xml:space="preserve"> </w:t>
@@ -5066,13 +4986,7 @@
         <w:t xml:space="preserve"> </w:t>
       </w:r>
       <w:r>
-        <w:t xml:space="preserve">Ex. 5 (McClain’s Mar. 25, 2000 Affidavit), Ex. 6 (McClain’s Jan. 13, 2015 Affidavit). A friend of Syed’s family, Rabia Chaudry, helped Syed’s family send this affidavit to trial counsel, along with a letter urging her to use the statement to request a new trial. PC Tr. at 67</w:t>
-      </w:r>
-      <w:r>
-        <w:noBreakHyphen/>
-      </w:r>
-      <w:r>
-        <w:t xml:space="preserve">68, Oct. 11, 2011. Trial counsel never responded.</w:t>
+        <w:t xml:space="preserve">Ex. 5 (McClain’s Mar. 25, 2000 Affidavit), Ex. 6 (McClain’s Jan. 13, 2015 Affidavit). A friend of Syed’s family, Rabia Chaudry, helped Syed’s family send this affidavit to trial counsel, along with a letter urging her to use the statement to request a new trial. PC Tr. at 67-⁠68, Oct. 11, 2011. Trial counsel never responded.</w:t>
       </w:r>
       <w:r>
         <w:t xml:space="preserve"> </w:t>
@@ -5216,13 +5130,7 @@
         <w:pStyle w:val="BodyText"/>
       </w:pPr>
       <w:r>
-        <w:t xml:space="preserve">This Court granted Syed’s Application for Leave to Appeal, but subsequently stayed the appeal and remanded the matter to the Circuit Court, “in the interest of justice,” to allow that court to reopen post-conviction proceedings in light of McClain’s new affidavit and to “conduct any further proceedings it deems appropriate.” Ex. 8 Remand Order at 3</w:t>
-      </w:r>
-      <w:r>
-        <w:noBreakHyphen/>
-      </w:r>
-      <w:r>
-        <w:t xml:space="preserve">4 (May 18, 2015). On remand, as this Court instructed, Syed filed a Motion to Reopen Post-Conviction Proceedings; he later supplemented that motion in August 2015 to request that the Circuit Court consider additional claims concerning the reliability of cell tower location evidence.</w:t>
+        <w:t xml:space="preserve">This Court granted Syed’s Application for Leave to Appeal, but subsequently stayed the appeal and remanded the matter to the Circuit Court, “in the interest of justice,” to allow that court to reopen post-conviction proceedings in light of McClain’s new affidavit and to “conduct any further proceedings it deems appropriate.” Ex. 8 Remand Order at 3-⁠4 (May 18, 2015). On remand, as this Court instructed, Syed filed a Motion to Reopen Post-Conviction Proceedings; he later supplemented that motion in August 2015 to request that the Circuit Court consider additional claims concerning the reliability of cell tower location evidence.</w:t>
       </w:r>
     </w:p>
     <w:p>
@@ -5388,13 +5296,7 @@
         <w:t xml:space="preserve"> </w:t>
       </w:r>
       <w:r>
-        <w:t xml:space="preserve">at 14</w:t>
-      </w:r>
-      <w:r>
-        <w:noBreakHyphen/>
-      </w:r>
-      <w:r>
-        <w:t xml:space="preserve">23 (citing, among others,</w:t>
+        <w:t xml:space="preserve">at 14-⁠23 (citing, among others,</w:t>
       </w:r>
       <w:r>
         <w:t xml:space="preserve"> </w:t>
@@ -5407,19 +5309,7 @@
         <w:t xml:space="preserve">In re Parris W.</w:t>
       </w:r>
       <w:r>
-        <w:t xml:space="preserve">, 363 Md. 717, 720</w:t>
-      </w:r>
-      <w:r>
-        <w:noBreakHyphen/>
-      </w:r>
-      <w:r>
-        <w:t xml:space="preserve">23, 727</w:t>
-      </w:r>
-      <w:r>
-        <w:noBreakHyphen/>
-      </w:r>
-      <w:r>
-        <w:t xml:space="preserve">30 (2001);</w:t>
+        <w:t xml:space="preserve">, 363 Md. 717, 720-⁠23, 727-⁠30 (2001);</w:t>
       </w:r>
       <w:r>
         <w:t xml:space="preserve"> </w:t>
@@ -5500,13 +5390,7 @@
         <w:t xml:space="preserve">v. Armontrout</w:t>
       </w:r>
       <w:r>
-        <w:t xml:space="preserve">, 900 F.2d 127, 128</w:t>
-      </w:r>
-      <w:r>
-        <w:noBreakHyphen/>
-      </w:r>
-      <w:r>
-        <w:t xml:space="preserve">30 (8th Cir. 1990);</w:t>
+        <w:t xml:space="preserve">, 900 F.2d 127, 128-⁠30 (8th Cir. 1990);</w:t>
       </w:r>
       <w:r>
         <w:t xml:space="preserve"> </w:t>
@@ -5533,13 +5417,7 @@
         <w:t xml:space="preserve">v. Petersen</w:t>
       </w:r>
       <w:r>
-        <w:t xml:space="preserve">, 846 F.2d 407, 413</w:t>
-      </w:r>
-      <w:r>
-        <w:noBreakHyphen/>
-      </w:r>
-      <w:r>
-        <w:t xml:space="preserve">14 (7th Cir. 1988);</w:t>
+        <w:t xml:space="preserve">, 846 F.2d 407, 413-⁠14 (7th Cir. 1988);</w:t>
       </w:r>
       <w:r>
         <w:t xml:space="preserve"> </w:t>
@@ -5619,13 +5497,7 @@
         <w:t xml:space="preserve"> </w:t>
       </w:r>
       <w:r>
-        <w:t xml:space="preserve">at 24</w:t>
-      </w:r>
-      <w:r>
-        <w:noBreakHyphen/>
-      </w:r>
-      <w:r>
-        <w:t xml:space="preserve">25, it determined that “the crux of the State’s case” was not the time and place of the murder.</w:t>
+        <w:t xml:space="preserve">at 24-⁠25, it determined that “the crux of the State’s case” was not the time and place of the murder.</w:t>
       </w:r>
       <w:r>
         <w:t xml:space="preserve"> </w:t>
@@ -5673,13 +5545,7 @@
         <w:t xml:space="preserve"> </w:t>
       </w:r>
       <w:r>
-        <w:t xml:space="preserve">at 25</w:t>
-      </w:r>
-      <w:r>
-        <w:noBreakHyphen/>
-      </w:r>
-      <w:r>
-        <w:t xml:space="preserve">26.</w:t>
+        <w:t xml:space="preserve">at 25-⁠26.</w:t>
       </w:r>
     </w:p>
     <w:p>
@@ -5788,13 +5654,7 @@
         <w:t xml:space="preserve"> </w:t>
       </w:r>
       <w:r>
-        <w:t xml:space="preserve">Md. Rule 8</w:t>
-      </w:r>
-      <w:r>
-        <w:noBreakHyphen/>
-      </w:r>
-      <w:r>
-        <w:t xml:space="preserve">204(f).</w:t>
+        <w:t xml:space="preserve">Md. Rule 8-⁠204(f).</w:t>
       </w:r>
       <w:r>
         <w:t xml:space="preserve"> </w:t>
@@ -7530,13 +7390,7 @@
         <w:t xml:space="preserve"> </w:t>
       </w:r>
       <w:r>
-        <w:t xml:space="preserve">at 14</w:t>
-      </w:r>
-      <w:r>
-        <w:noBreakHyphen/>
-      </w:r>
-      <w:r>
-        <w:t xml:space="preserve">16—the court held that prejudice based on trial counsel’s failure to investigate an alibi witness “can be shown by demonstrating that the uncalled alibi witnesses would have testified if called at trial and that their testimony would have supported [the defendant’s] alibi.” 923 F.2d at 91.</w:t>
+        <w:t xml:space="preserve">at 14-⁠16—the court held that prejudice based on trial counsel’s failure to investigate an alibi witness “can be shown by demonstrating that the uncalled alibi witnesses would have testified if called at trial and that their testimony would have supported [the defendant’s] alibi.” 923 F.2d at 91.</w:t>
       </w:r>
     </w:p>
     <w:p>
@@ -7652,13 +7506,7 @@
         <w:t xml:space="preserve">v. Wolfenbarger</w:t>
       </w:r>
       <w:r>
-        <w:t xml:space="preserve">, 468 F.3d 338, 358</w:t>
-      </w:r>
-      <w:r>
-        <w:noBreakHyphen/>
-      </w:r>
-      <w:r>
-        <w:t xml:space="preserve">59 (6th Cir. 2006),</w:t>
+        <w:t xml:space="preserve">, 468 F.3d 338, 358-⁠59 (6th Cir. 2006),</w:t>
       </w:r>
       <w:r>
         <w:t xml:space="preserve"> </w:t>
@@ -7781,13 +7629,7 @@
         <w:t xml:space="preserve"> </w:t>
       </w:r>
       <w:r>
-        <w:t xml:space="preserve">at 24</w:t>
-      </w:r>
-      <w:r>
-        <w:noBreakHyphen/>
-      </w:r>
-      <w:r>
-        <w:t xml:space="preserve">25. But the crux of a murder case is the murder. And the timing of the murder was a critical component of the State’s case at trial. The State committed at trial to a timeline under which the murder occurred between 2:15 p.m. and 2:45 p.m., a timeline it supported with cell phone records supposedly showing a call that Syed made to Wilds at 2:36 p.m. from the Best Buy parking lot where the murder purportedly occurred.</w:t>
+        <w:t xml:space="preserve">at 24-⁠25. But the crux of a murder case is the murder. And the timing of the murder was a critical component of the State’s case at trial. The State committed at trial to a timeline under which the murder occurred between 2:15 p.m. and 2:45 p.m., a timeline it supported with cell phone records supposedly showing a call that Syed made to Wilds at 2:36 p.m. from the Best Buy parking lot where the murder purportedly occurred.</w:t>
       </w:r>
       <w:r>
         <w:t xml:space="preserve"> </w:t>
@@ -8118,13 +7960,7 @@
         <w:t xml:space="preserve"> </w:t>
       </w:r>
       <w:r>
-        <w:t xml:space="preserve">at 134</w:t>
-      </w:r>
-      <w:r>
-        <w:noBreakHyphen/>
-      </w:r>
-      <w:r>
-        <w:t xml:space="preserve">135 (Wilds acknowledging that the murder had occurred well before 3:21 p.m.). McClain’s testimony would have rebutted at least one of Wilds’ versions of the timeline,</w:t>
+        <w:t xml:space="preserve">at 134-⁠135 (Wilds acknowledging that the murder had occurred well before 3:21 p.m.). McClain’s testimony would have rebutted at least one of Wilds’ versions of the timeline,</w:t>
       </w:r>
       <w:r>
         <w:t xml:space="preserve"> </w:t>
@@ -8858,37 +8694,13 @@
         <w:t xml:space="preserve"> </w:t>
       </w:r>
       <w:r>
-        <w:t xml:space="preserve">Tel: 410</w:t>
-      </w:r>
-      <w:r>
-        <w:noBreakHyphen/>
-      </w:r>
-      <w:r>
-        <w:t xml:space="preserve">244</w:t>
-      </w:r>
-      <w:r>
-        <w:noBreakHyphen/>
-      </w:r>
-      <w:r>
-        <w:t xml:space="preserve">5444</w:t>
-      </w:r>
-      <w:r>
-        <w:t xml:space="preserve"> </w:t>
-      </w:r>
-      <w:r>
-        <w:t xml:space="preserve">Fax: 410</w:t>
-      </w:r>
-      <w:r>
-        <w:noBreakHyphen/>
-      </w:r>
-      <w:r>
-        <w:t xml:space="preserve">934</w:t>
-      </w:r>
-      <w:r>
-        <w:noBreakHyphen/>
-      </w:r>
-      <w:r>
-        <w:t xml:space="preserve">3208</w:t>
+        <w:t xml:space="preserve">Tel: 410-⁠244-⁠5444</w:t>
+      </w:r>
+      <w:r>
+        <w:t xml:space="preserve"> </w:t>
+      </w:r>
+      <w:r>
+        <w:t xml:space="preserve">Fax: 410-⁠934-⁠3208</w:t>
       </w:r>
       <w:r>
         <w:t xml:space="preserve"> </w:t>
@@ -8984,37 +8796,13 @@
         <w:t xml:space="preserve"> </w:t>
       </w:r>
       <w:r>
-        <w:t xml:space="preserve">Tel: 202</w:t>
-      </w:r>
-      <w:r>
-        <w:noBreakHyphen/>
-      </w:r>
-      <w:r>
-        <w:t xml:space="preserve">637</w:t>
-      </w:r>
-      <w:r>
-        <w:noBreakHyphen/>
-      </w:r>
-      <w:r>
-        <w:t xml:space="preserve">5491</w:t>
-      </w:r>
-      <w:r>
-        <w:t xml:space="preserve"> </w:t>
-      </w:r>
-      <w:r>
-        <w:t xml:space="preserve">Fax:202</w:t>
-      </w:r>
-      <w:r>
-        <w:noBreakHyphen/>
-      </w:r>
-      <w:r>
-        <w:t xml:space="preserve">637</w:t>
-      </w:r>
-      <w:r>
-        <w:noBreakHyphen/>
-      </w:r>
-      <w:r>
-        <w:t xml:space="preserve">5910</w:t>
+        <w:t xml:space="preserve">Tel: 202-⁠637-⁠5491</w:t>
+      </w:r>
+      <w:r>
+        <w:t xml:space="preserve"> </w:t>
+      </w:r>
+      <w:r>
+        <w:t xml:space="preserve">Fax:202-⁠637-⁠5910</w:t>
       </w:r>
       <w:r>
         <w:t xml:space="preserve"> </w:t>
@@ -9218,11 +9006,7 @@
               <w:t xml:space="preserve"> </w:t>
             </w:r>
             <w:r>
-              <w:t xml:space="preserve">410</w:t>
-              <w:noBreakHyphen/>
-              <w:t xml:space="preserve">244</w:t>
-              <w:noBreakHyphen/>
-              <w:t xml:space="preserve">5444</w:t>
+              <w:t xml:space="preserve">410-⁠244-⁠5444</w:t>
             </w:r>
           </w:p>
           <w:p>
@@ -9367,9 +9151,7 @@
           <w:b/>
           <w:bCs/>
         </w:rPr>
-        <w:t xml:space="preserve">8</w:t>
-        <w:noBreakHyphen/>
-        <w:t xml:space="preserve">112</w:t>
+        <w:t xml:space="preserve">8-⁠112</w:t>
       </w:r>
     </w:p>
     <w:p>
@@ -9487,9 +9269,7 @@
         <w:t xml:space="preserve"> </w:t>
       </w:r>
       <w:r>
-        <w:t xml:space="preserve">8</w:t>
-        <w:noBreakHyphen/>
-        <w:t xml:space="preserve">503.</w:t>
+        <w:t xml:space="preserve">8-⁠503.</w:t>
       </w:r>
       <w:r>
         <w:t xml:space="preserve"> </w:t>
@@ -9579,9 +9359,7 @@
         <w:t xml:space="preserve"> </w:t>
       </w:r>
       <w:r>
-        <w:t xml:space="preserve">8</w:t>
-        <w:noBreakHyphen/>
-        <w:t xml:space="preserve">112.</w:t>
+        <w:t xml:space="preserve">8-⁠112.</w:t>
       </w:r>
     </w:p>
     <w:tbl>
@@ -9751,13 +9529,7 @@
         <w:t xml:space="preserve"> </w:t>
       </w:r>
       <w:r>
-        <w:t xml:space="preserve">The Circuit Court granted a mistrial in the first trial when a juror overheard the judge, during a bench conference, refer to Gutierrez as a “liar.” Trial Tr. at 254</w:t>
-      </w:r>
-      <w:r>
-        <w:noBreakHyphen/>
-      </w:r>
-      <w:r>
-        <w:t xml:space="preserve">55, Dec. 15, 1999.</w:t>
+        <w:t xml:space="preserve">The Circuit Court granted a mistrial in the first trial when a juror overheard the judge, during a bench conference, refer to Gutierrez as a “liar.” Trial Tr. at 254-⁠55, Dec. 15, 1999.</w:t>
       </w:r>
     </w:p>
   </w:footnote>
@@ -10604,7 +10376,7 @@
     <w:qFormat/>
     <w:pPr>
       <w:keepLines/>
-      <w:spacing w:before="0" w:after="140" w:line="299" w:lineRule="exact"/>
+      <w:spacing w:before="23" w:after="140" w:line="299" w:lineRule="exact"/>
     </w:pPr>
     <w:rPr>
       <w:sz w:val="26"/>
